--- a/REPORT.docx
+++ b/REPORT.docx
@@ -246,7 +246,7 @@
         <w:t>AI Usage</w:t>
       </w:r>
     </w:p>
-    <w:p xmlns:wp14="http://schemas.microsoft.com/office/word/2010/wordml" wp14:paraId="74961B57" wp14:textId="11F2DCF3">
+    <w:p xmlns:wp14="http://schemas.microsoft.com/office/word/2010/wordml" wp14:paraId="485CBBE0" wp14:textId="1C03A1F6">
       <w:pPr>
         <w:spacing w:before="240" w:beforeAutospacing="off" w:after="240" w:afterAutospacing="off"/>
       </w:pPr>
@@ -258,8 +258,20 @@
           <w:szCs w:val="24"/>
           <w:lang w:val="en-US"/>
         </w:rPr>
-        <w:t>I used AI for practice help, wording, and checking the calculations. I checked the final numbers and policy choices before adding them to the project files.</w:t>
-      </w:r>
+        <w:t>I used AI to check the final output answers and verify whether they are correct or not.</w:t>
+      </w:r>
+    </w:p>
+    <w:p xmlns:wp14="http://schemas.microsoft.com/office/word/2010/wordml" wp14:paraId="502012C5" wp14:textId="52793761">
+      <w:pPr>
+        <w:spacing w:before="240" w:beforeAutospacing="off" w:after="240" w:afterAutospacing="off"/>
+        <w:rPr>
+          <w:rFonts w:ascii="Century Schoolbook" w:hAnsi="Century Schoolbook" w:eastAsia="Century Schoolbook" w:cs="Century Schoolbook"/>
+          <w:noProof w:val="0"/>
+          <w:sz w:val="24"/>
+          <w:szCs w:val="24"/>
+          <w:lang w:val="en-US"/>
+        </w:rPr>
+      </w:pPr>
     </w:p>
     <w:p xmlns:wp14="http://schemas.microsoft.com/office/word/2010/wordml" wp14:paraId="2C078E63" wp14:textId="08E7425D"/>
     <w:sectPr>
@@ -700,7 +712,7 @@
     <w:next w:val="Normal"/>
     <w:unhideWhenUsed/>
     <w:qFormat/>
-    <w:rsid w:val="13AD8A9B"/>
+    <w:rsid w:val="1EC5E43C"/>
     <w:rPr>
       <w:rFonts w:ascii="Aptos Display" w:hAnsi="Aptos Display" w:eastAsia="" w:cs="" w:asciiTheme="majorAscii" w:hAnsiTheme="majorAscii" w:eastAsiaTheme="majorEastAsia" w:cstheme="majorBidi"/>
       <w:color w:val="0F4761" w:themeColor="accent1" w:themeTint="FF" w:themeShade="BF"/>
